--- a/09_RAG01/RAG01 - Module 1 - Understanding RAG Fundamentals.docx
+++ b/09_RAG01/RAG01 - Module 1 - Understanding RAG Fundamentals.docx
@@ -4,6 +4,9 @@
   <w:body>
     <w:p>
       <w:r>
+        <w:rPr>
+          <w:noProof/>
+        </w:rPr>
         <w:drawing>
           <wp:inline distT="0" distB="0" distL="0" distR="0" wp14:anchorId="3F7DC96A" wp14:editId="57A4C2B2">
             <wp:extent cx="3553321" cy="6268325"/>
@@ -29,6 +32,447 @@
                     <a:xfrm>
                       <a:off x="0" y="0"/>
                       <a:ext cx="3553321" cy="6268325"/>
+                    </a:xfrm>
+                    <a:prstGeom prst="rect">
+                      <a:avLst/>
+                    </a:prstGeom>
+                  </pic:spPr>
+                </pic:pic>
+              </a:graphicData>
+            </a:graphic>
+          </wp:inline>
+        </w:drawing>
+      </w:r>
+    </w:p>
+    <w:p/>
+    <w:p>
+      <w:r>
+        <w:lastRenderedPageBreak/>
+        <w:drawing>
+          <wp:inline distT="0" distB="0" distL="0" distR="0" wp14:anchorId="6F7D19B0" wp14:editId="530A4A8C">
+            <wp:extent cx="5810250" cy="1881342"/>
+            <wp:effectExtent l="0" t="0" r="0" b="5080"/>
+            <wp:docPr id="104152971" name="Picture 1"/>
+            <wp:cNvGraphicFramePr>
+              <a:graphicFrameLocks xmlns:a="http://schemas.openxmlformats.org/drawingml/2006/main" noChangeAspect="1"/>
+            </wp:cNvGraphicFramePr>
+            <a:graphic xmlns:a="http://schemas.openxmlformats.org/drawingml/2006/main">
+              <a:graphicData uri="http://schemas.openxmlformats.org/drawingml/2006/picture">
+                <pic:pic xmlns:pic="http://schemas.openxmlformats.org/drawingml/2006/picture">
+                  <pic:nvPicPr>
+                    <pic:cNvPr id="104152971" name=""/>
+                    <pic:cNvPicPr/>
+                  </pic:nvPicPr>
+                  <pic:blipFill>
+                    <a:blip r:embed="rId6"/>
+                    <a:stretch>
+                      <a:fillRect/>
+                    </a:stretch>
+                  </pic:blipFill>
+                  <pic:spPr>
+                    <a:xfrm>
+                      <a:off x="0" y="0"/>
+                      <a:ext cx="5832245" cy="1888464"/>
+                    </a:xfrm>
+                    <a:prstGeom prst="rect">
+                      <a:avLst/>
+                    </a:prstGeom>
+                  </pic:spPr>
+                </pic:pic>
+              </a:graphicData>
+            </a:graphic>
+          </wp:inline>
+        </w:drawing>
+      </w:r>
+    </w:p>
+    <w:p>
+      <w:r>
+        <w:drawing>
+          <wp:inline distT="0" distB="0" distL="0" distR="0" wp14:anchorId="20F6182E" wp14:editId="1C0A507D">
+            <wp:extent cx="6668431" cy="4582164"/>
+            <wp:effectExtent l="0" t="0" r="0" b="8890"/>
+            <wp:docPr id="1973837993" name="Picture 1"/>
+            <wp:cNvGraphicFramePr>
+              <a:graphicFrameLocks xmlns:a="http://schemas.openxmlformats.org/drawingml/2006/main" noChangeAspect="1"/>
+            </wp:cNvGraphicFramePr>
+            <a:graphic xmlns:a="http://schemas.openxmlformats.org/drawingml/2006/main">
+              <a:graphicData uri="http://schemas.openxmlformats.org/drawingml/2006/picture">
+                <pic:pic xmlns:pic="http://schemas.openxmlformats.org/drawingml/2006/picture">
+                  <pic:nvPicPr>
+                    <pic:cNvPr id="1973837993" name=""/>
+                    <pic:cNvPicPr/>
+                  </pic:nvPicPr>
+                  <pic:blipFill>
+                    <a:blip r:embed="rId7"/>
+                    <a:stretch>
+                      <a:fillRect/>
+                    </a:stretch>
+                  </pic:blipFill>
+                  <pic:spPr>
+                    <a:xfrm>
+                      <a:off x="0" y="0"/>
+                      <a:ext cx="6668431" cy="4582164"/>
+                    </a:xfrm>
+                    <a:prstGeom prst="rect">
+                      <a:avLst/>
+                    </a:prstGeom>
+                  </pic:spPr>
+                </pic:pic>
+              </a:graphicData>
+            </a:graphic>
+          </wp:inline>
+        </w:drawing>
+      </w:r>
+    </w:p>
+    <w:p>
+      <w:r>
+        <w:lastRenderedPageBreak/>
+        <w:drawing>
+          <wp:inline distT="0" distB="0" distL="0" distR="0" wp14:anchorId="7D7590EC" wp14:editId="22459A88">
+            <wp:extent cx="6897063" cy="4582164"/>
+            <wp:effectExtent l="0" t="0" r="0" b="8890"/>
+            <wp:docPr id="1308746013" name="Picture 1"/>
+            <wp:cNvGraphicFramePr>
+              <a:graphicFrameLocks xmlns:a="http://schemas.openxmlformats.org/drawingml/2006/main" noChangeAspect="1"/>
+            </wp:cNvGraphicFramePr>
+            <a:graphic xmlns:a="http://schemas.openxmlformats.org/drawingml/2006/main">
+              <a:graphicData uri="http://schemas.openxmlformats.org/drawingml/2006/picture">
+                <pic:pic xmlns:pic="http://schemas.openxmlformats.org/drawingml/2006/picture">
+                  <pic:nvPicPr>
+                    <pic:cNvPr id="1308746013" name=""/>
+                    <pic:cNvPicPr/>
+                  </pic:nvPicPr>
+                  <pic:blipFill>
+                    <a:blip r:embed="rId8"/>
+                    <a:stretch>
+                      <a:fillRect/>
+                    </a:stretch>
+                  </pic:blipFill>
+                  <pic:spPr>
+                    <a:xfrm>
+                      <a:off x="0" y="0"/>
+                      <a:ext cx="6897063" cy="4582164"/>
+                    </a:xfrm>
+                    <a:prstGeom prst="rect">
+                      <a:avLst/>
+                    </a:prstGeom>
+                  </pic:spPr>
+                </pic:pic>
+              </a:graphicData>
+            </a:graphic>
+          </wp:inline>
+        </w:drawing>
+      </w:r>
+    </w:p>
+    <w:p>
+      <w:r>
+        <w:lastRenderedPageBreak/>
+        <w:drawing>
+          <wp:inline distT="0" distB="0" distL="0" distR="0" wp14:anchorId="614CC1DD" wp14:editId="58B62C93">
+            <wp:extent cx="8125959" cy="5839640"/>
+            <wp:effectExtent l="0" t="0" r="8890" b="8890"/>
+            <wp:docPr id="1615882124" name="Picture 1"/>
+            <wp:cNvGraphicFramePr>
+              <a:graphicFrameLocks xmlns:a="http://schemas.openxmlformats.org/drawingml/2006/main" noChangeAspect="1"/>
+            </wp:cNvGraphicFramePr>
+            <a:graphic xmlns:a="http://schemas.openxmlformats.org/drawingml/2006/main">
+              <a:graphicData uri="http://schemas.openxmlformats.org/drawingml/2006/picture">
+                <pic:pic xmlns:pic="http://schemas.openxmlformats.org/drawingml/2006/picture">
+                  <pic:nvPicPr>
+                    <pic:cNvPr id="1615882124" name=""/>
+                    <pic:cNvPicPr/>
+                  </pic:nvPicPr>
+                  <pic:blipFill>
+                    <a:blip r:embed="rId9"/>
+                    <a:stretch>
+                      <a:fillRect/>
+                    </a:stretch>
+                  </pic:blipFill>
+                  <pic:spPr>
+                    <a:xfrm>
+                      <a:off x="0" y="0"/>
+                      <a:ext cx="8125959" cy="5839640"/>
+                    </a:xfrm>
+                    <a:prstGeom prst="rect">
+                      <a:avLst/>
+                    </a:prstGeom>
+                  </pic:spPr>
+                </pic:pic>
+              </a:graphicData>
+            </a:graphic>
+          </wp:inline>
+        </w:drawing>
+      </w:r>
+    </w:p>
+    <w:p>
+      <w:r>
+        <w:lastRenderedPageBreak/>
+        <w:drawing>
+          <wp:inline distT="0" distB="0" distL="0" distR="0" wp14:anchorId="6E2727E2" wp14:editId="6F31ED47">
+            <wp:extent cx="8478433" cy="5487166"/>
+            <wp:effectExtent l="0" t="0" r="0" b="0"/>
+            <wp:docPr id="424693893" name="Picture 1"/>
+            <wp:cNvGraphicFramePr>
+              <a:graphicFrameLocks xmlns:a="http://schemas.openxmlformats.org/drawingml/2006/main" noChangeAspect="1"/>
+            </wp:cNvGraphicFramePr>
+            <a:graphic xmlns:a="http://schemas.openxmlformats.org/drawingml/2006/main">
+              <a:graphicData uri="http://schemas.openxmlformats.org/drawingml/2006/picture">
+                <pic:pic xmlns:pic="http://schemas.openxmlformats.org/drawingml/2006/picture">
+                  <pic:nvPicPr>
+                    <pic:cNvPr id="424693893" name=""/>
+                    <pic:cNvPicPr/>
+                  </pic:nvPicPr>
+                  <pic:blipFill>
+                    <a:blip r:embed="rId10"/>
+                    <a:stretch>
+                      <a:fillRect/>
+                    </a:stretch>
+                  </pic:blipFill>
+                  <pic:spPr>
+                    <a:xfrm>
+                      <a:off x="0" y="0"/>
+                      <a:ext cx="8478433" cy="5487166"/>
+                    </a:xfrm>
+                    <a:prstGeom prst="rect">
+                      <a:avLst/>
+                    </a:prstGeom>
+                  </pic:spPr>
+                </pic:pic>
+              </a:graphicData>
+            </a:graphic>
+          </wp:inline>
+        </w:drawing>
+      </w:r>
+    </w:p>
+    <w:p>
+      <w:r>
+        <w:lastRenderedPageBreak/>
+        <w:drawing>
+          <wp:inline distT="0" distB="0" distL="0" distR="0" wp14:anchorId="4710CEBF" wp14:editId="6AD84BA0">
+            <wp:extent cx="6611273" cy="6363588"/>
+            <wp:effectExtent l="0" t="0" r="0" b="0"/>
+            <wp:docPr id="115652447" name="Picture 1"/>
+            <wp:cNvGraphicFramePr>
+              <a:graphicFrameLocks xmlns:a="http://schemas.openxmlformats.org/drawingml/2006/main" noChangeAspect="1"/>
+            </wp:cNvGraphicFramePr>
+            <a:graphic xmlns:a="http://schemas.openxmlformats.org/drawingml/2006/main">
+              <a:graphicData uri="http://schemas.openxmlformats.org/drawingml/2006/picture">
+                <pic:pic xmlns:pic="http://schemas.openxmlformats.org/drawingml/2006/picture">
+                  <pic:nvPicPr>
+                    <pic:cNvPr id="115652447" name=""/>
+                    <pic:cNvPicPr/>
+                  </pic:nvPicPr>
+                  <pic:blipFill>
+                    <a:blip r:embed="rId11"/>
+                    <a:stretch>
+                      <a:fillRect/>
+                    </a:stretch>
+                  </pic:blipFill>
+                  <pic:spPr>
+                    <a:xfrm>
+                      <a:off x="0" y="0"/>
+                      <a:ext cx="6611273" cy="6363588"/>
+                    </a:xfrm>
+                    <a:prstGeom prst="rect">
+                      <a:avLst/>
+                    </a:prstGeom>
+                  </pic:spPr>
+                </pic:pic>
+              </a:graphicData>
+            </a:graphic>
+          </wp:inline>
+        </w:drawing>
+      </w:r>
+    </w:p>
+    <w:p>
+      <w:r>
+        <w:lastRenderedPageBreak/>
+        <w:drawing>
+          <wp:inline distT="0" distB="0" distL="0" distR="0" wp14:anchorId="75FB2407" wp14:editId="3EA210C9">
+            <wp:extent cx="6820852" cy="4277322"/>
+            <wp:effectExtent l="0" t="0" r="0" b="9525"/>
+            <wp:docPr id="508495629" name="Picture 1"/>
+            <wp:cNvGraphicFramePr>
+              <a:graphicFrameLocks xmlns:a="http://schemas.openxmlformats.org/drawingml/2006/main" noChangeAspect="1"/>
+            </wp:cNvGraphicFramePr>
+            <a:graphic xmlns:a="http://schemas.openxmlformats.org/drawingml/2006/main">
+              <a:graphicData uri="http://schemas.openxmlformats.org/drawingml/2006/picture">
+                <pic:pic xmlns:pic="http://schemas.openxmlformats.org/drawingml/2006/picture">
+                  <pic:nvPicPr>
+                    <pic:cNvPr id="508495629" name=""/>
+                    <pic:cNvPicPr/>
+                  </pic:nvPicPr>
+                  <pic:blipFill>
+                    <a:blip r:embed="rId12"/>
+                    <a:stretch>
+                      <a:fillRect/>
+                    </a:stretch>
+                  </pic:blipFill>
+                  <pic:spPr>
+                    <a:xfrm>
+                      <a:off x="0" y="0"/>
+                      <a:ext cx="6820852" cy="4277322"/>
+                    </a:xfrm>
+                    <a:prstGeom prst="rect">
+                      <a:avLst/>
+                    </a:prstGeom>
+                  </pic:spPr>
+                </pic:pic>
+              </a:graphicData>
+            </a:graphic>
+          </wp:inline>
+        </w:drawing>
+      </w:r>
+    </w:p>
+    <w:p>
+      <w:r>
+        <w:lastRenderedPageBreak/>
+        <w:drawing>
+          <wp:inline distT="0" distB="0" distL="0" distR="0" wp14:anchorId="1D7063A0" wp14:editId="7BAAA2CD">
+            <wp:extent cx="6792273" cy="5487166"/>
+            <wp:effectExtent l="0" t="0" r="8890" b="0"/>
+            <wp:docPr id="1867681469" name="Picture 1"/>
+            <wp:cNvGraphicFramePr>
+              <a:graphicFrameLocks xmlns:a="http://schemas.openxmlformats.org/drawingml/2006/main" noChangeAspect="1"/>
+            </wp:cNvGraphicFramePr>
+            <a:graphic xmlns:a="http://schemas.openxmlformats.org/drawingml/2006/main">
+              <a:graphicData uri="http://schemas.openxmlformats.org/drawingml/2006/picture">
+                <pic:pic xmlns:pic="http://schemas.openxmlformats.org/drawingml/2006/picture">
+                  <pic:nvPicPr>
+                    <pic:cNvPr id="1867681469" name=""/>
+                    <pic:cNvPicPr/>
+                  </pic:nvPicPr>
+                  <pic:blipFill>
+                    <a:blip r:embed="rId13"/>
+                    <a:stretch>
+                      <a:fillRect/>
+                    </a:stretch>
+                  </pic:blipFill>
+                  <pic:spPr>
+                    <a:xfrm>
+                      <a:off x="0" y="0"/>
+                      <a:ext cx="6792273" cy="5487166"/>
+                    </a:xfrm>
+                    <a:prstGeom prst="rect">
+                      <a:avLst/>
+                    </a:prstGeom>
+                  </pic:spPr>
+                </pic:pic>
+              </a:graphicData>
+            </a:graphic>
+          </wp:inline>
+        </w:drawing>
+      </w:r>
+    </w:p>
+    <w:p>
+      <w:r>
+        <w:lastRenderedPageBreak/>
+        <w:drawing>
+          <wp:inline distT="0" distB="0" distL="0" distR="0" wp14:anchorId="20C0C9AB" wp14:editId="1F0565A3">
+            <wp:extent cx="6858957" cy="6220693"/>
+            <wp:effectExtent l="0" t="0" r="0" b="8890"/>
+            <wp:docPr id="1759599855" name="Picture 1"/>
+            <wp:cNvGraphicFramePr>
+              <a:graphicFrameLocks xmlns:a="http://schemas.openxmlformats.org/drawingml/2006/main" noChangeAspect="1"/>
+            </wp:cNvGraphicFramePr>
+            <a:graphic xmlns:a="http://schemas.openxmlformats.org/drawingml/2006/main">
+              <a:graphicData uri="http://schemas.openxmlformats.org/drawingml/2006/picture">
+                <pic:pic xmlns:pic="http://schemas.openxmlformats.org/drawingml/2006/picture">
+                  <pic:nvPicPr>
+                    <pic:cNvPr id="1759599855" name=""/>
+                    <pic:cNvPicPr/>
+                  </pic:nvPicPr>
+                  <pic:blipFill>
+                    <a:blip r:embed="rId14"/>
+                    <a:stretch>
+                      <a:fillRect/>
+                    </a:stretch>
+                  </pic:blipFill>
+                  <pic:spPr>
+                    <a:xfrm>
+                      <a:off x="0" y="0"/>
+                      <a:ext cx="6858957" cy="6220693"/>
+                    </a:xfrm>
+                    <a:prstGeom prst="rect">
+                      <a:avLst/>
+                    </a:prstGeom>
+                  </pic:spPr>
+                </pic:pic>
+              </a:graphicData>
+            </a:graphic>
+          </wp:inline>
+        </w:drawing>
+      </w:r>
+    </w:p>
+    <w:p/>
+    <w:p/>
+    <w:p>
+      <w:r>
+        <w:drawing>
+          <wp:inline distT="0" distB="0" distL="0" distR="0" wp14:anchorId="30C121F9" wp14:editId="7C41190E">
+            <wp:extent cx="7097115" cy="6134956"/>
+            <wp:effectExtent l="0" t="0" r="8890" b="0"/>
+            <wp:docPr id="263957591" name="Picture 1"/>
+            <wp:cNvGraphicFramePr>
+              <a:graphicFrameLocks xmlns:a="http://schemas.openxmlformats.org/drawingml/2006/main" noChangeAspect="1"/>
+            </wp:cNvGraphicFramePr>
+            <a:graphic xmlns:a="http://schemas.openxmlformats.org/drawingml/2006/main">
+              <a:graphicData uri="http://schemas.openxmlformats.org/drawingml/2006/picture">
+                <pic:pic xmlns:pic="http://schemas.openxmlformats.org/drawingml/2006/picture">
+                  <pic:nvPicPr>
+                    <pic:cNvPr id="263957591" name=""/>
+                    <pic:cNvPicPr/>
+                  </pic:nvPicPr>
+                  <pic:blipFill>
+                    <a:blip r:embed="rId15"/>
+                    <a:stretch>
+                      <a:fillRect/>
+                    </a:stretch>
+                  </pic:blipFill>
+                  <pic:spPr>
+                    <a:xfrm>
+                      <a:off x="0" y="0"/>
+                      <a:ext cx="7097115" cy="6134956"/>
+                    </a:xfrm>
+                    <a:prstGeom prst="rect">
+                      <a:avLst/>
+                    </a:prstGeom>
+                  </pic:spPr>
+                </pic:pic>
+              </a:graphicData>
+            </a:graphic>
+          </wp:inline>
+        </w:drawing>
+      </w:r>
+    </w:p>
+    <w:p>
+      <w:r>
+        <w:lastRenderedPageBreak/>
+        <w:drawing>
+          <wp:inline distT="0" distB="0" distL="0" distR="0" wp14:anchorId="43FEFACF" wp14:editId="279DDD85">
+            <wp:extent cx="8863330" cy="5295265"/>
+            <wp:effectExtent l="0" t="0" r="0" b="635"/>
+            <wp:docPr id="2041487222" name="Picture 1"/>
+            <wp:cNvGraphicFramePr>
+              <a:graphicFrameLocks xmlns:a="http://schemas.openxmlformats.org/drawingml/2006/main" noChangeAspect="1"/>
+            </wp:cNvGraphicFramePr>
+            <a:graphic xmlns:a="http://schemas.openxmlformats.org/drawingml/2006/main">
+              <a:graphicData uri="http://schemas.openxmlformats.org/drawingml/2006/picture">
+                <pic:pic xmlns:pic="http://schemas.openxmlformats.org/drawingml/2006/picture">
+                  <pic:nvPicPr>
+                    <pic:cNvPr id="2041487222" name=""/>
+                    <pic:cNvPicPr/>
+                  </pic:nvPicPr>
+                  <pic:blipFill>
+                    <a:blip r:embed="rId16"/>
+                    <a:stretch>
+                      <a:fillRect/>
+                    </a:stretch>
+                  </pic:blipFill>
+                  <pic:spPr>
+                    <a:xfrm>
+                      <a:off x="0" y="0"/>
+                      <a:ext cx="8863330" cy="5295265"/>
                     </a:xfrm>
                     <a:prstGeom prst="rect">
                       <a:avLst/>
